--- a/Documentation/Week 6/Minutes_Group21_Wk6_Auditor_Meeting.docx
+++ b/Documentation/Week 6/Minutes_Group21_Wk6_Auditor_Meeting.docx
@@ -169,6 +169,12 @@
           <w:lang w:val="en-US"/>
         </w:rPr>
         <w:t>, Terry</w:t>
+      </w:r>
+      <w:r>
+        <w:rPr>
+          <w:lang w:val="en-US"/>
+        </w:rPr>
+        <w:t>, Haitian</w:t>
       </w:r>
     </w:p>
     <w:p>

--- a/Documentation/Week 6/Minutes_Group21_Wk6_Auditor_Meeting.docx
+++ b/Documentation/Week 6/Minutes_Group21_Wk6_Auditor_Meeting.docx
@@ -480,7 +480,15 @@
                 <w:szCs w:val="20"/>
                 <w:lang w:val="en-US"/>
               </w:rPr>
-              <w:t>12:55</w:t>
+              <w:t>12:</w:t>
+            </w:r>
+            <w:r>
+              <w:rPr>
+                <w:sz w:val="20"/>
+                <w:szCs w:val="20"/>
+                <w:lang w:val="en-US"/>
+              </w:rPr>
+              <w:t>40</w:t>
             </w:r>
           </w:p>
         </w:tc>
@@ -532,7 +540,7 @@
                 <w:szCs w:val="20"/>
                 <w:lang w:val="en-US"/>
               </w:rPr>
-              <w:t>Demo</w:t>
+              <w:t>Introduction</w:t>
             </w:r>
           </w:p>
         </w:tc>
@@ -552,6 +560,22 @@
                 <w:lang w:val="en-US"/>
               </w:rPr>
             </w:pPr>
+            <w:r>
+              <w:rPr>
+                <w:sz w:val="20"/>
+                <w:szCs w:val="20"/>
+                <w:lang w:val="en-US"/>
+              </w:rPr>
+              <w:t xml:space="preserve">Auditor </w:t>
+            </w:r>
+            <w:r>
+              <w:rPr>
+                <w:sz w:val="20"/>
+                <w:szCs w:val="20"/>
+                <w:lang w:val="en-US"/>
+              </w:rPr>
+              <w:t>introduced himself</w:t>
+            </w:r>
           </w:p>
         </w:tc>
         <w:tc>
@@ -845,7 +869,7 @@
                 <w:szCs w:val="20"/>
                 <w:lang w:val="en-US"/>
               </w:rPr>
-              <w:t>14:00</w:t>
+              <w:t>13:30</w:t>
             </w:r>
           </w:p>
         </w:tc>
